--- a/data/employees/EMP027/AST-EMP027-03.docx
+++ b/data/employees/EMP027/AST-EMP027-03.docx
@@ -7,10 +7,7 @@
         <w:pStyle w:val="Heading1"/>
       </w:pPr>
       <w:r>
-        <w:rPr>
-          <w:sz w:val="36"/>
-        </w:rPr>
-        <w:t>Design specification - EMP027</w:t>
+        <w:t>Ast Emp027 03 - EMP027</w:t>
       </w:r>
     </w:p>
     <w:p>
@@ -18,130 +15,32 @@
         <w:pStyle w:val="Heading2"/>
       </w:pPr>
       <w:r>
-        <w:t>Document Metadata</w:t>
-      </w:r>
-    </w:p>
-    <w:tbl>
-      <w:tblPr>
-        <w:tblStyle w:val="TableGrid"/>
-        <w:tblW w:type="auto" w:w="0"/>
-        <w:tblLook w:firstColumn="1" w:firstRow="1" w:lastColumn="0" w:lastRow="0" w:noHBand="0" w:noVBand="1" w:val="04A0"/>
-      </w:tblPr>
-      <w:tblGrid>
-        <w:gridCol w:w="4320"/>
-        <w:gridCol w:w="4320"/>
-      </w:tblGrid>
-      <w:tr>
-        <w:tc>
-          <w:tcPr>
-            <w:tcW w:type="dxa" w:w="4320"/>
-          </w:tcPr>
-          <w:p>
-            <w:r>
-              <w:t>Author</w:t>
-            </w:r>
-          </w:p>
-        </w:tc>
-        <w:tc>
-          <w:tcPr>
-            <w:tcW w:type="dxa" w:w="4320"/>
-          </w:tcPr>
-          <w:p>
-            <w:r>
-              <w:t>Riley Patel</w:t>
-            </w:r>
-          </w:p>
-        </w:tc>
-      </w:tr>
-      <w:tr>
-        <w:tc>
-          <w:tcPr>
-            <w:tcW w:type="dxa" w:w="4320"/>
-          </w:tcPr>
-          <w:p>
-            <w:r>
-              <w:t>Role / Department</w:t>
-            </w:r>
-          </w:p>
-        </w:tc>
-        <w:tc>
-          <w:tcPr>
-            <w:tcW w:type="dxa" w:w="4320"/>
-          </w:tcPr>
-          <w:p>
-            <w:r>
-              <w:t>Lead | IT</w:t>
-            </w:r>
-          </w:p>
-        </w:tc>
-      </w:tr>
-      <w:tr>
-        <w:tc>
-          <w:tcPr>
-            <w:tcW w:type="dxa" w:w="4320"/>
-          </w:tcPr>
-          <w:p>
-            <w:r>
-              <w:t>Location</w:t>
-            </w:r>
-          </w:p>
-        </w:tc>
-        <w:tc>
-          <w:tcPr>
-            <w:tcW w:type="dxa" w:w="4320"/>
-          </w:tcPr>
-          <w:p>
-            <w:r>
-              <w:t>Fremont</w:t>
-            </w:r>
-          </w:p>
-        </w:tc>
-      </w:tr>
-      <w:tr>
-        <w:tc>
-          <w:tcPr>
-            <w:tcW w:type="dxa" w:w="4320"/>
-          </w:tcPr>
-          <w:p>
-            <w:r>
-              <w:t>Last Modified</w:t>
-            </w:r>
-          </w:p>
-        </w:tc>
-        <w:tc>
-          <w:tcPr>
-            <w:tcW w:type="dxa" w:w="4320"/>
-          </w:tcPr>
-          <w:p>
-            <w:r>
-              <w:t>2025-01-31</w:t>
-            </w:r>
-          </w:p>
-        </w:tc>
-      </w:tr>
-    </w:tbl>
-    <w:p/>
-    <w:p>
-      <w:pPr>
-        <w:pStyle w:val="Heading2"/>
-      </w:pPr>
-      <w:r>
-        <w:t>Specification</w:t>
+        <w:t>Page 1</w:t>
       </w:r>
     </w:p>
     <w:p>
       <w:r>
-        <w:t>Design Specification: Zero-Trust Network Segmentation</w:t>
+        <w:t>Section 1: Operational risk review. EMP027 contributes to ast emp027 03 through recurring collaboration, clear ownership boundaries, and measurable outcomes. The team captures decisions, open issues, and handoffs so that knowledge remains discoverable for future programs.</w:t>
       </w:r>
     </w:p>
     <w:p>
       <w:r>
-        <w:t>Version: 1.0</w:t>
+        <w:t>Section 2: Operational risk review. EMP027 contributes to ast emp027 03 through recurring collaboration, clear ownership boundaries, and measurable outcomes. The team captures decisions, open issues, and handoffs so that knowledge remains discoverable for future programs.</w:t>
       </w:r>
     </w:p>
     <w:p>
       <w:r>
-        <w:t>This specification describes the implementation of micro-segmentation across the corporate network. Identity verification enforces MFA for all admin access. East-west traffic inspection is handled by the Azure Firewall Premium tier with IDPS signatures enabled.</w:t>
+        <w:t>Section 3: Quarterly delivery milestones. EMP027 contributes to ast emp027 03 through recurring collaboration, clear ownership boundaries, and measurable outcomes. The team captures decisions, open issues, and handoffs so that knowledge remains discoverable for future programs.</w:t>
+      </w:r>
+    </w:p>
+    <w:p>
+      <w:r>
+        <w:t>Section 4: Operational risk review. EMP027 contributes to ast emp027 03 through recurring collaboration, clear ownership boundaries, and measurable outcomes. The team captures decisions, open issues, and handoffs so that knowledge remains discoverable for future programs.</w:t>
+      </w:r>
+    </w:p>
+    <w:p>
+      <w:r>
+        <w:br w:type="page"/>
       </w:r>
     </w:p>
     <w:p>
@@ -149,12 +48,60 @@
         <w:pStyle w:val="Heading2"/>
       </w:pPr>
       <w:r>
-        <w:t>Author Competencies</w:t>
+        <w:t>Page 2</w:t>
       </w:r>
     </w:p>
     <w:p>
       <w:r>
-        <w:t>Synapse, Python, Ontology, Azure AI</w:t>
+        <w:t>Section 1: Quarterly delivery milestones. EMP027 contributes to ast emp027 03 through recurring collaboration, clear ownership boundaries, and measurable outcomes. The team captures decisions, open issues, and handoffs so that knowledge remains discoverable for future programs.</w:t>
+      </w:r>
+    </w:p>
+    <w:p>
+      <w:r>
+        <w:t>Section 2: Customer escalation analysis. EMP027 contributes to ast emp027 03 through recurring collaboration, clear ownership boundaries, and measurable outcomes. The team captures decisions, open issues, and handoffs so that knowledge remains discoverable for future programs.</w:t>
+      </w:r>
+    </w:p>
+    <w:p>
+      <w:r>
+        <w:t>Section 3: Department KPI performance. EMP027 contributes to ast emp027 03 through recurring collaboration, clear ownership boundaries, and measurable outcomes. The team captures decisions, open issues, and handoffs so that knowledge remains discoverable for future programs.</w:t>
+      </w:r>
+    </w:p>
+    <w:p>
+      <w:r>
+        <w:t>Section 4: Automation backlog refinement. EMP027 contributes to ast emp027 03 through recurring collaboration, clear ownership boundaries, and measurable outcomes. The team captures decisions, open issues, and handoffs so that knowledge remains discoverable for future programs.</w:t>
+      </w:r>
+    </w:p>
+    <w:p>
+      <w:r>
+        <w:br w:type="page"/>
+      </w:r>
+    </w:p>
+    <w:p>
+      <w:pPr>
+        <w:pStyle w:val="Heading2"/>
+      </w:pPr>
+      <w:r>
+        <w:t>Page 3</w:t>
+      </w:r>
+    </w:p>
+    <w:p>
+      <w:r>
+        <w:t>Section 1: Operational risk review. EMP027 contributes to ast emp027 03 through recurring collaboration, clear ownership boundaries, and measurable outcomes. The team captures decisions, open issues, and handoffs so that knowledge remains discoverable for future programs.</w:t>
+      </w:r>
+    </w:p>
+    <w:p>
+      <w:r>
+        <w:t>Section 2: Quarterly delivery milestones. EMP027 contributes to ast emp027 03 through recurring collaboration, clear ownership boundaries, and measurable outcomes. The team captures decisions, open issues, and handoffs so that knowledge remains discoverable for future programs.</w:t>
+      </w:r>
+    </w:p>
+    <w:p>
+      <w:r>
+        <w:t>Section 3: Quarterly delivery milestones. EMP027 contributes to ast emp027 03 through recurring collaboration, clear ownership boundaries, and measurable outcomes. The team captures decisions, open issues, and handoffs so that knowledge remains discoverable for future programs.</w:t>
+      </w:r>
+    </w:p>
+    <w:p>
+      <w:r>
+        <w:t>Section 4: Customer escalation analysis. EMP027 contributes to ast emp027 03 through recurring collaboration, clear ownership boundaries, and measurable outcomes. The team captures decisions, open issues, and handoffs so that knowledge remains discoverable for future programs.</w:t>
       </w:r>
     </w:p>
     <w:sectPr>
